--- a/Proposal/Project_proposal_v3.docx
+++ b/Proposal/Project_proposal_v3.docx
@@ -115,7 +115,25 @@
           <w:sz w:val="20"/>
           <w:szCs w:val="20"/>
         </w:rPr>
-        <w:t>Andrés Camilo Cepeda Pedraza  ·  C0967286</w:t>
+        <w:t xml:space="preserve">Andrés Camilo Cepeda </w:t>
+      </w:r>
+      <w:proofErr w:type="gramStart"/>
+      <w:r>
+        <w:rPr>
+          <w:rFonts w:eastAsia="Calibri" w:cs="Times New Roman"/>
+          <w:sz w:val="20"/>
+          <w:szCs w:val="20"/>
+        </w:rPr>
+        <w:t>Pedraza  ·</w:t>
+      </w:r>
+      <w:proofErr w:type="gramEnd"/>
+      <w:r>
+        <w:rPr>
+          <w:rFonts w:eastAsia="Calibri" w:cs="Times New Roman"/>
+          <w:sz w:val="20"/>
+          <w:szCs w:val="20"/>
+        </w:rPr>
+        <w:t xml:space="preserve">  C0967286</w:t>
       </w:r>
     </w:p>
     <w:p>
@@ -142,7 +160,16 @@
           <w:sz w:val="20"/>
           <w:szCs w:val="20"/>
         </w:rPr>
-        <w:t xml:space="preserve"> Sanchez</w:t>
+        <w:t xml:space="preserve"> </w:t>
+      </w:r>
+      <w:proofErr w:type="gramStart"/>
+      <w:r>
+        <w:rPr>
+          <w:rFonts w:eastAsia="Calibri" w:cs="Times New Roman"/>
+          <w:sz w:val="20"/>
+          <w:szCs w:val="20"/>
+        </w:rPr>
+        <w:t>Sanchez</w:t>
       </w:r>
       <w:r>
         <w:rPr>
@@ -150,7 +177,16 @@
           <w:sz w:val="20"/>
           <w:szCs w:val="20"/>
         </w:rPr>
-        <w:t xml:space="preserve">  ·  C0965669</w:t>
+        <w:t xml:space="preserve">  ·</w:t>
+      </w:r>
+      <w:proofErr w:type="gramEnd"/>
+      <w:r>
+        <w:rPr>
+          <w:rFonts w:eastAsia="Calibri" w:cs="Times New Roman"/>
+          <w:sz w:val="20"/>
+          <w:szCs w:val="20"/>
+        </w:rPr>
+        <w:t xml:space="preserve">  C0965669</w:t>
       </w:r>
     </w:p>
     <w:p>
@@ -172,6 +208,7 @@
         </w:rPr>
         <w:t xml:space="preserve">Prof. Robert </w:t>
       </w:r>
+      <w:proofErr w:type="spellStart"/>
       <w:r>
         <w:rPr>
           <w:rFonts w:eastAsia="Calibri" w:cs="Times New Roman"/>
@@ -179,7 +216,17 @@
           <w:sz w:val="18"/>
           <w:szCs w:val="20"/>
         </w:rPr>
-        <w:t>Decher · Lambton</w:t>
+        <w:t>Decher</w:t>
+      </w:r>
+      <w:proofErr w:type="spellEnd"/>
+      <w:r>
+        <w:rPr>
+          <w:rFonts w:eastAsia="Calibri" w:cs="Times New Roman"/>
+          <w:color w:val="475569"/>
+          <w:sz w:val="18"/>
+          <w:szCs w:val="20"/>
+        </w:rPr>
+        <w:t xml:space="preserve"> · Lambton</w:t>
       </w:r>
       <w:r>
         <w:rPr>
@@ -3056,7 +3103,16 @@
           <w:sz w:val="22"/>
           <w:szCs w:val="20"/>
         </w:rPr>
-        <w:t>A single accent color marks the metric we want the audience to notice first; everything else stays neutral so data carries the message (data-ink ratio, per Tufte). Color is never the sole encoding</w:t>
+        <w:t xml:space="preserve">A single accent color marks the metric we want the audience to notice first; everything else stays neutral so data carries the message (data-ink ratio, per Tufte). Color is never the sole </w:t>
+      </w:r>
+      <w:proofErr w:type="gramStart"/>
+      <w:r>
+        <w:rPr>
+          <w:rFonts w:eastAsia="Times New Roman" w:cs="Times New Roman"/>
+          <w:sz w:val="22"/>
+          <w:szCs w:val="20"/>
+        </w:rPr>
+        <w:t>encoding</w:t>
       </w:r>
       <w:r>
         <w:rPr>
@@ -3064,7 +3120,16 @@
           <w:sz w:val="22"/>
           <w:szCs w:val="20"/>
         </w:rPr>
-        <w:t xml:space="preserve">, </w:t>
+        <w:t>,</w:t>
+      </w:r>
+      <w:proofErr w:type="gramEnd"/>
+      <w:r>
+        <w:rPr>
+          <w:rFonts w:eastAsia="Times New Roman" w:cs="Times New Roman"/>
+          <w:sz w:val="22"/>
+          <w:szCs w:val="20"/>
+        </w:rPr>
+        <w:t xml:space="preserve"> </w:t>
       </w:r>
       <w:r>
         <w:rPr>
